--- a/Elm_Housekeeping_Inventory_Ramada.docx
+++ b/Elm_Housekeeping_Inventory_Ramada.docx
@@ -5002,65 +5002,65 @@
                 <w:sz w:val="17"/>
                 <w:szCs w:val="17"/>
               </w:rPr>
-              <w:t>772224</w:t>
-            </w:r>
-          </w:p>
-        </w:tc>
-        <w:tc>
-          <w:tcPr>
-            <w:tcW w:type="dxa" w:w="3800"/>
-            <w:shd w:fill="F5F7FA" w:color="auto" w:val="clear"/>
-            <w:tcMar>
-              <w:top w:type="dxa" w:w="60"/>
-              <w:left w:type="dxa" w:w="90"/>
-              <w:bottom w:type="dxa" w:w="60"/>
-              <w:right w:type="dxa" w:w="90"/>
-            </w:tcMar>
-          </w:tcPr>
-          <w:p>
-            <w:pPr>
-              <w:keepNext/>
-              <w:jc w:val="left"/>
-            </w:pPr>
-            <w:r>
-              <w:rPr>
-                <w:rFonts w:ascii="Calibri" w:cs="Calibri" w:eastAsia="Calibri" w:hAnsi="Calibri"/>
-                <w:b w:val="false"/>
-                <w:bCs w:val="false"/>
-                <w:color w:val="000000"/>
-                <w:sz w:val="17"/>
-                <w:szCs w:val="17"/>
-              </w:rPr>
-              <w:t>Laundry Bag 14 X 20, Case Of 1000</w:t>
-            </w:r>
-          </w:p>
-        </w:tc>
-        <w:tc>
-          <w:tcPr>
-            <w:tcW w:type="dxa" w:w="3800"/>
-            <w:shd w:fill="F5F7FA" w:color="auto" w:val="clear"/>
-            <w:tcMar>
-              <w:top w:type="dxa" w:w="60"/>
-              <w:left w:type="dxa" w:w="90"/>
-              <w:bottom w:type="dxa" w:w="60"/>
-              <w:right w:type="dxa" w:w="90"/>
-            </w:tcMar>
-          </w:tcPr>
-          <w:p>
-            <w:pPr>
-              <w:keepNext/>
-              <w:jc w:val="left"/>
-            </w:pPr>
-            <w:r>
-              <w:rPr>
-                <w:rFonts w:ascii="Calibri" w:cs="Calibri" w:eastAsia="Calibri" w:hAnsi="Calibri"/>
-                <w:b w:val="false"/>
-                <w:bCs w:val="false"/>
-                <w:color w:val="000000"/>
-                <w:sz w:val="17"/>
-                <w:szCs w:val="17"/>
-              </w:rPr>
-              <w:t>Bolsa de plástico para la ropa sucia del huésped, 14 x 20, caja de 1000</w:t>
+              <w:t>161073</w:t>
+            </w:r>
+          </w:p>
+        </w:tc>
+        <w:tc>
+          <w:tcPr>
+            <w:tcW w:type="dxa" w:w="3800"/>
+            <w:shd w:fill="F5F7FA" w:color="auto" w:val="clear"/>
+            <w:tcMar>
+              <w:top w:type="dxa" w:w="60"/>
+              <w:left w:type="dxa" w:w="90"/>
+              <w:bottom w:type="dxa" w:w="60"/>
+              <w:right w:type="dxa" w:w="90"/>
+            </w:tcMar>
+          </w:tcPr>
+          <w:p>
+            <w:pPr>
+              <w:keepNext/>
+              <w:jc w:val="left"/>
+            </w:pPr>
+            <w:r>
+              <w:rPr>
+                <w:rFonts w:ascii="Calibri" w:cs="Calibri" w:eastAsia="Calibri" w:hAnsi="Calibri"/>
+                <w:b w:val="false"/>
+                <w:bCs w:val="false"/>
+                <w:color w:val="000000"/>
+                <w:sz w:val="17"/>
+                <w:szCs w:val="17"/>
+              </w:rPr>
+              <w:t>No-Rinse Alkaline Floor Cleaner - 2.5 Gal  (wall dispenser, GREEN label)</w:t>
+            </w:r>
+          </w:p>
+        </w:tc>
+        <w:tc>
+          <w:tcPr>
+            <w:tcW w:type="dxa" w:w="3800"/>
+            <w:shd w:fill="F5F7FA" w:color="auto" w:val="clear"/>
+            <w:tcMar>
+              <w:top w:type="dxa" w:w="60"/>
+              <w:left w:type="dxa" w:w="90"/>
+              <w:bottom w:type="dxa" w:w="60"/>
+              <w:right w:type="dxa" w:w="90"/>
+            </w:tcMar>
+          </w:tcPr>
+          <w:p>
+            <w:pPr>
+              <w:keepNext/>
+              <w:jc w:val="left"/>
+            </w:pPr>
+            <w:r>
+              <w:rPr>
+                <w:rFonts w:ascii="Calibri" w:cs="Calibri" w:eastAsia="Calibri" w:hAnsi="Calibri"/>
+                <w:b w:val="false"/>
+                <w:bCs w:val="false"/>
+                <w:color w:val="000000"/>
+                <w:sz w:val="17"/>
+                <w:szCs w:val="17"/>
+              </w:rPr>
+              <w:t>No-Rinse Alkaline Floor Cleaner - 2.5 gal (dispensador de pared, etiqueta VERDE) — pisos</w:t>
             </w:r>
           </w:p>
         </w:tc>
@@ -5150,65 +5150,65 @@
                 <w:sz w:val="17"/>
                 <w:szCs w:val="17"/>
               </w:rPr>
-              <w:t>161073</w:t>
-            </w:r>
-          </w:p>
-        </w:tc>
-        <w:tc>
-          <w:tcPr>
-            <w:tcW w:type="dxa" w:w="3800"/>
-            <w:shd w:fill="F5F7FA" w:color="auto" w:val="clear"/>
-            <w:tcMar>
-              <w:top w:type="dxa" w:w="60"/>
-              <w:left w:type="dxa" w:w="90"/>
-              <w:bottom w:type="dxa" w:w="60"/>
-              <w:right w:type="dxa" w:w="90"/>
-            </w:tcMar>
-          </w:tcPr>
-          <w:p>
-            <w:pPr>
-              <w:keepNext/>
-              <w:jc w:val="left"/>
-            </w:pPr>
-            <w:r>
-              <w:rPr>
-                <w:rFonts w:ascii="Calibri" w:cs="Calibri" w:eastAsia="Calibri" w:hAnsi="Calibri"/>
-                <w:b w:val="false"/>
-                <w:bCs w:val="false"/>
-                <w:color w:val="000000"/>
-                <w:sz w:val="17"/>
-                <w:szCs w:val="17"/>
-              </w:rPr>
-              <w:t>No-Rinse Alkaline Floor Cleaner - 2.5 Gal  (wall dispenser, GREEN label)</w:t>
-            </w:r>
-          </w:p>
-        </w:tc>
-        <w:tc>
-          <w:tcPr>
-            <w:tcW w:type="dxa" w:w="3800"/>
-            <w:shd w:fill="F5F7FA" w:color="auto" w:val="clear"/>
-            <w:tcMar>
-              <w:top w:type="dxa" w:w="60"/>
-              <w:left w:type="dxa" w:w="90"/>
-              <w:bottom w:type="dxa" w:w="60"/>
-              <w:right w:type="dxa" w:w="90"/>
-            </w:tcMar>
-          </w:tcPr>
-          <w:p>
-            <w:pPr>
-              <w:keepNext/>
-              <w:jc w:val="left"/>
-            </w:pPr>
-            <w:r>
-              <w:rPr>
-                <w:rFonts w:ascii="Calibri" w:cs="Calibri" w:eastAsia="Calibri" w:hAnsi="Calibri"/>
-                <w:b w:val="false"/>
-                <w:bCs w:val="false"/>
-                <w:color w:val="000000"/>
-                <w:sz w:val="17"/>
-                <w:szCs w:val="17"/>
-              </w:rPr>
-              <w:t>No-Rinse Alkaline Floor Cleaner - 2.5 gal (dispensador de pared, etiqueta VERDE) — pisos</w:t>
+              <w:t>204166</w:t>
+            </w:r>
+          </w:p>
+        </w:tc>
+        <w:tc>
+          <w:tcPr>
+            <w:tcW w:type="dxa" w:w="3800"/>
+            <w:shd w:fill="F5F7FA" w:color="auto" w:val="clear"/>
+            <w:tcMar>
+              <w:top w:type="dxa" w:w="60"/>
+              <w:left w:type="dxa" w:w="90"/>
+              <w:bottom w:type="dxa" w:w="60"/>
+              <w:right w:type="dxa" w:w="90"/>
+            </w:tcMar>
+          </w:tcPr>
+          <w:p>
+            <w:pPr>
+              <w:keepNext/>
+              <w:jc w:val="left"/>
+            </w:pPr>
+            <w:r>
+              <w:rPr>
+                <w:rFonts w:ascii="Calibri" w:cs="Calibri" w:eastAsia="Calibri" w:hAnsi="Calibri"/>
+                <w:b w:val="false"/>
+                <w:bCs w:val="false"/>
+                <w:color w:val="000000"/>
+                <w:sz w:val="17"/>
+                <w:szCs w:val="17"/>
+              </w:rPr>
+              <w:t>73 Disinfecting Acid Bathroom Cleaner - 2.5 Gal  (wall dispenser, PINK label)</w:t>
+            </w:r>
+          </w:p>
+        </w:tc>
+        <w:tc>
+          <w:tcPr>
+            <w:tcW w:type="dxa" w:w="3800"/>
+            <w:shd w:fill="F5F7FA" w:color="auto" w:val="clear"/>
+            <w:tcMar>
+              <w:top w:type="dxa" w:w="60"/>
+              <w:left w:type="dxa" w:w="90"/>
+              <w:bottom w:type="dxa" w:w="60"/>
+              <w:right w:type="dxa" w:w="90"/>
+            </w:tcMar>
+          </w:tcPr>
+          <w:p>
+            <w:pPr>
+              <w:keepNext/>
+              <w:jc w:val="left"/>
+            </w:pPr>
+            <w:r>
+              <w:rPr>
+                <w:rFonts w:ascii="Calibri" w:cs="Calibri" w:eastAsia="Calibri" w:hAnsi="Calibri"/>
+                <w:b w:val="false"/>
+                <w:bCs w:val="false"/>
+                <w:color w:val="000000"/>
+                <w:sz w:val="17"/>
+                <w:szCs w:val="17"/>
+              </w:rPr>
+              <w:t>73 Disinfecting Acid Bathroom Cleaner - 2.5 gal (dispensador, etiqueta ROSADA) — baños</w:t>
             </w:r>
           </w:p>
         </w:tc>
@@ -5298,65 +5298,65 @@
                 <w:sz w:val="17"/>
                 <w:szCs w:val="17"/>
               </w:rPr>
-              <w:t>204166</w:t>
-            </w:r>
-          </w:p>
-        </w:tc>
-        <w:tc>
-          <w:tcPr>
-            <w:tcW w:type="dxa" w:w="3800"/>
-            <w:shd w:fill="F5F7FA" w:color="auto" w:val="clear"/>
-            <w:tcMar>
-              <w:top w:type="dxa" w:w="60"/>
-              <w:left w:type="dxa" w:w="90"/>
-              <w:bottom w:type="dxa" w:w="60"/>
-              <w:right w:type="dxa" w:w="90"/>
-            </w:tcMar>
-          </w:tcPr>
-          <w:p>
-            <w:pPr>
-              <w:keepNext/>
-              <w:jc w:val="left"/>
-            </w:pPr>
-            <w:r>
-              <w:rPr>
-                <w:rFonts w:ascii="Calibri" w:cs="Calibri" w:eastAsia="Calibri" w:hAnsi="Calibri"/>
-                <w:b w:val="false"/>
-                <w:bCs w:val="false"/>
-                <w:color w:val="000000"/>
-                <w:sz w:val="17"/>
-                <w:szCs w:val="17"/>
-              </w:rPr>
-              <w:t>73 Disinfecting Acid Bathroom Cleaner - 2.5 Gal  (wall dispenser, PINK label)</w:t>
-            </w:r>
-          </w:p>
-        </w:tc>
-        <w:tc>
-          <w:tcPr>
-            <w:tcW w:type="dxa" w:w="3800"/>
-            <w:shd w:fill="F5F7FA" w:color="auto" w:val="clear"/>
-            <w:tcMar>
-              <w:top w:type="dxa" w:w="60"/>
-              <w:left w:type="dxa" w:w="90"/>
-              <w:bottom w:type="dxa" w:w="60"/>
-              <w:right w:type="dxa" w:w="90"/>
-            </w:tcMar>
-          </w:tcPr>
-          <w:p>
-            <w:pPr>
-              <w:keepNext/>
-              <w:jc w:val="left"/>
-            </w:pPr>
-            <w:r>
-              <w:rPr>
-                <w:rFonts w:ascii="Calibri" w:cs="Calibri" w:eastAsia="Calibri" w:hAnsi="Calibri"/>
-                <w:b w:val="false"/>
-                <w:bCs w:val="false"/>
-                <w:color w:val="000000"/>
-                <w:sz w:val="17"/>
-                <w:szCs w:val="17"/>
-              </w:rPr>
-              <w:t>73 Disinfecting Acid Bathroom Cleaner - 2.5 gal (dispensador, etiqueta ROSADA) — baños</w:t>
+              <w:t>204167</w:t>
+            </w:r>
+          </w:p>
+        </w:tc>
+        <w:tc>
+          <w:tcPr>
+            <w:tcW w:type="dxa" w:w="3800"/>
+            <w:shd w:fill="F5F7FA" w:color="auto" w:val="clear"/>
+            <w:tcMar>
+              <w:top w:type="dxa" w:w="60"/>
+              <w:left w:type="dxa" w:w="90"/>
+              <w:bottom w:type="dxa" w:w="60"/>
+              <w:right w:type="dxa" w:w="90"/>
+            </w:tcMar>
+          </w:tcPr>
+          <w:p>
+            <w:pPr>
+              <w:keepNext/>
+              <w:jc w:val="left"/>
+            </w:pPr>
+            <w:r>
+              <w:rPr>
+                <w:rFonts w:ascii="Calibri" w:cs="Calibri" w:eastAsia="Calibri" w:hAnsi="Calibri"/>
+                <w:b w:val="false"/>
+                <w:bCs w:val="false"/>
+                <w:color w:val="000000"/>
+                <w:sz w:val="17"/>
+                <w:szCs w:val="17"/>
+              </w:rPr>
+              <w:t>66 Heavy Duty Alkaline Bathroom Cleaner - 2.5 Gal  (wall dispenser)</w:t>
+            </w:r>
+          </w:p>
+        </w:tc>
+        <w:tc>
+          <w:tcPr>
+            <w:tcW w:type="dxa" w:w="3800"/>
+            <w:shd w:fill="F5F7FA" w:color="auto" w:val="clear"/>
+            <w:tcMar>
+              <w:top w:type="dxa" w:w="60"/>
+              <w:left w:type="dxa" w:w="90"/>
+              <w:bottom w:type="dxa" w:w="60"/>
+              <w:right w:type="dxa" w:w="90"/>
+            </w:tcMar>
+          </w:tcPr>
+          <w:p>
+            <w:pPr>
+              <w:keepNext/>
+              <w:jc w:val="left"/>
+            </w:pPr>
+            <w:r>
+              <w:rPr>
+                <w:rFonts w:ascii="Calibri" w:cs="Calibri" w:eastAsia="Calibri" w:hAnsi="Calibri"/>
+                <w:b w:val="false"/>
+                <w:bCs w:val="false"/>
+                <w:color w:val="000000"/>
+                <w:sz w:val="17"/>
+                <w:szCs w:val="17"/>
+              </w:rPr>
+              <w:t>66 Heavy Duty Alkaline Bathroom Cleaner - 2.5 gal (dispensador de pared) — baños, limpieza fuerte</w:t>
             </w:r>
           </w:p>
         </w:tc>
@@ -5446,65 +5446,65 @@
                 <w:sz w:val="17"/>
                 <w:szCs w:val="17"/>
               </w:rPr>
-              <w:t>204167</w:t>
-            </w:r>
-          </w:p>
-        </w:tc>
-        <w:tc>
-          <w:tcPr>
-            <w:tcW w:type="dxa" w:w="3800"/>
-            <w:shd w:fill="F5F7FA" w:color="auto" w:val="clear"/>
-            <w:tcMar>
-              <w:top w:type="dxa" w:w="60"/>
-              <w:left w:type="dxa" w:w="90"/>
-              <w:bottom w:type="dxa" w:w="60"/>
-              <w:right w:type="dxa" w:w="90"/>
-            </w:tcMar>
-          </w:tcPr>
-          <w:p>
-            <w:pPr>
-              <w:keepNext/>
-              <w:jc w:val="left"/>
-            </w:pPr>
-            <w:r>
-              <w:rPr>
-                <w:rFonts w:ascii="Calibri" w:cs="Calibri" w:eastAsia="Calibri" w:hAnsi="Calibri"/>
-                <w:b w:val="false"/>
-                <w:bCs w:val="false"/>
-                <w:color w:val="000000"/>
-                <w:sz w:val="17"/>
-                <w:szCs w:val="17"/>
-              </w:rPr>
-              <w:t>66 Heavy Duty Alkaline Bathroom Cleaner - 2.5 Gal  (wall dispenser)</w:t>
-            </w:r>
-          </w:p>
-        </w:tc>
-        <w:tc>
-          <w:tcPr>
-            <w:tcW w:type="dxa" w:w="3800"/>
-            <w:shd w:fill="F5F7FA" w:color="auto" w:val="clear"/>
-            <w:tcMar>
-              <w:top w:type="dxa" w:w="60"/>
-              <w:left w:type="dxa" w:w="90"/>
-              <w:bottom w:type="dxa" w:w="60"/>
-              <w:right w:type="dxa" w:w="90"/>
-            </w:tcMar>
-          </w:tcPr>
-          <w:p>
-            <w:pPr>
-              <w:keepNext/>
-              <w:jc w:val="left"/>
-            </w:pPr>
-            <w:r>
-              <w:rPr>
-                <w:rFonts w:ascii="Calibri" w:cs="Calibri" w:eastAsia="Calibri" w:hAnsi="Calibri"/>
-                <w:b w:val="false"/>
-                <w:bCs w:val="false"/>
-                <w:color w:val="000000"/>
-                <w:sz w:val="17"/>
-                <w:szCs w:val="17"/>
-              </w:rPr>
-              <w:t>66 Heavy Duty Alkaline Bathroom Cleaner - 2.5 gal (dispensador de pared) — baños, limpieza fuerte</w:t>
+              <w:t>273713</w:t>
+            </w:r>
+          </w:p>
+        </w:tc>
+        <w:tc>
+          <w:tcPr>
+            <w:tcW w:type="dxa" w:w="3800"/>
+            <w:shd w:fill="F5F7FA" w:color="auto" w:val="clear"/>
+            <w:tcMar>
+              <w:top w:type="dxa" w:w="60"/>
+              <w:left w:type="dxa" w:w="90"/>
+              <w:bottom w:type="dxa" w:w="60"/>
+              <w:right w:type="dxa" w:w="90"/>
+            </w:tcMar>
+          </w:tcPr>
+          <w:p>
+            <w:pPr>
+              <w:keepNext/>
+              <w:jc w:val="left"/>
+            </w:pPr>
+            <w:r>
+              <w:rPr>
+                <w:rFonts w:ascii="Calibri" w:cs="Calibri" w:eastAsia="Calibri" w:hAnsi="Calibri"/>
+                <w:b w:val="false"/>
+                <w:bCs w:val="false"/>
+                <w:color w:val="000000"/>
+                <w:sz w:val="17"/>
+                <w:szCs w:val="17"/>
+              </w:rPr>
+              <w:t>Rapid Multi Surface Disinfectant Cleaner - 2.5 Gal  (wall dispenser, BLUE label)</w:t>
+            </w:r>
+          </w:p>
+        </w:tc>
+        <w:tc>
+          <w:tcPr>
+            <w:tcW w:type="dxa" w:w="3800"/>
+            <w:shd w:fill="F5F7FA" w:color="auto" w:val="clear"/>
+            <w:tcMar>
+              <w:top w:type="dxa" w:w="60"/>
+              <w:left w:type="dxa" w:w="90"/>
+              <w:bottom w:type="dxa" w:w="60"/>
+              <w:right w:type="dxa" w:w="90"/>
+            </w:tcMar>
+          </w:tcPr>
+          <w:p>
+            <w:pPr>
+              <w:keepNext/>
+              <w:jc w:val="left"/>
+            </w:pPr>
+            <w:r>
+              <w:rPr>
+                <w:rFonts w:ascii="Calibri" w:cs="Calibri" w:eastAsia="Calibri" w:hAnsi="Calibri"/>
+                <w:b w:val="false"/>
+                <w:bCs w:val="false"/>
+                <w:color w:val="000000"/>
+                <w:sz w:val="17"/>
+                <w:szCs w:val="17"/>
+              </w:rPr>
+              <w:t>Rapid Multi Surface Disinfectant Cleaner - 2.5 gal (dispensador, etiqueta AZUL) — desinfectante</w:t>
             </w:r>
           </w:p>
         </w:tc>
@@ -5594,65 +5594,65 @@
                 <w:sz w:val="17"/>
                 <w:szCs w:val="17"/>
               </w:rPr>
-              <w:t>273713</w:t>
-            </w:r>
-          </w:p>
-        </w:tc>
-        <w:tc>
-          <w:tcPr>
-            <w:tcW w:type="dxa" w:w="3800"/>
-            <w:shd w:fill="F5F7FA" w:color="auto" w:val="clear"/>
-            <w:tcMar>
-              <w:top w:type="dxa" w:w="60"/>
-              <w:left w:type="dxa" w:w="90"/>
-              <w:bottom w:type="dxa" w:w="60"/>
-              <w:right w:type="dxa" w:w="90"/>
-            </w:tcMar>
-          </w:tcPr>
-          <w:p>
-            <w:pPr>
-              <w:keepNext/>
-              <w:jc w:val="left"/>
-            </w:pPr>
-            <w:r>
-              <w:rPr>
-                <w:rFonts w:ascii="Calibri" w:cs="Calibri" w:eastAsia="Calibri" w:hAnsi="Calibri"/>
-                <w:b w:val="false"/>
-                <w:bCs w:val="false"/>
-                <w:color w:val="000000"/>
-                <w:sz w:val="17"/>
-                <w:szCs w:val="17"/>
-              </w:rPr>
-              <w:t>Rapid Multi Surface Disinfectant Cleaner - 2.5 Gal  (wall dispenser, BLUE label)</w:t>
-            </w:r>
-          </w:p>
-        </w:tc>
-        <w:tc>
-          <w:tcPr>
-            <w:tcW w:type="dxa" w:w="3800"/>
-            <w:shd w:fill="F5F7FA" w:color="auto" w:val="clear"/>
-            <w:tcMar>
-              <w:top w:type="dxa" w:w="60"/>
-              <w:left w:type="dxa" w:w="90"/>
-              <w:bottom w:type="dxa" w:w="60"/>
-              <w:right w:type="dxa" w:w="90"/>
-            </w:tcMar>
-          </w:tcPr>
-          <w:p>
-            <w:pPr>
-              <w:keepNext/>
-              <w:jc w:val="left"/>
-            </w:pPr>
-            <w:r>
-              <w:rPr>
-                <w:rFonts w:ascii="Calibri" w:cs="Calibri" w:eastAsia="Calibri" w:hAnsi="Calibri"/>
-                <w:b w:val="false"/>
-                <w:bCs w:val="false"/>
-                <w:color w:val="000000"/>
-                <w:sz w:val="17"/>
-                <w:szCs w:val="17"/>
-              </w:rPr>
-              <w:t>Rapid Multi Surface Disinfectant Cleaner - 2.5 gal (dispensador, etiqueta AZUL) — desinfectante</w:t>
+              <w:t>161069</w:t>
+            </w:r>
+          </w:p>
+        </w:tc>
+        <w:tc>
+          <w:tcPr>
+            <w:tcW w:type="dxa" w:w="3800"/>
+            <w:shd w:fill="F5F7FA" w:color="auto" w:val="clear"/>
+            <w:tcMar>
+              <w:top w:type="dxa" w:w="60"/>
+              <w:left w:type="dxa" w:w="90"/>
+              <w:bottom w:type="dxa" w:w="60"/>
+              <w:right w:type="dxa" w:w="90"/>
+            </w:tcMar>
+          </w:tcPr>
+          <w:p>
+            <w:pPr>
+              <w:keepNext/>
+              <w:jc w:val="left"/>
+            </w:pPr>
+            <w:r>
+              <w:rPr>
+                <w:rFonts w:ascii="Calibri" w:cs="Calibri" w:eastAsia="Calibri" w:hAnsi="Calibri"/>
+                <w:b w:val="false"/>
+                <w:bCs w:val="false"/>
+                <w:color w:val="000000"/>
+                <w:sz w:val="17"/>
+                <w:szCs w:val="17"/>
+              </w:rPr>
+              <w:t>Laundry Fresh Room Air Refresher - 2.5 Gal  (wall dispenser)</w:t>
+            </w:r>
+          </w:p>
+        </w:tc>
+        <w:tc>
+          <w:tcPr>
+            <w:tcW w:type="dxa" w:w="3800"/>
+            <w:shd w:fill="F5F7FA" w:color="auto" w:val="clear"/>
+            <w:tcMar>
+              <w:top w:type="dxa" w:w="60"/>
+              <w:left w:type="dxa" w:w="90"/>
+              <w:bottom w:type="dxa" w:w="60"/>
+              <w:right w:type="dxa" w:w="90"/>
+            </w:tcMar>
+          </w:tcPr>
+          <w:p>
+            <w:pPr>
+              <w:keepNext/>
+              <w:jc w:val="left"/>
+            </w:pPr>
+            <w:r>
+              <w:rPr>
+                <w:rFonts w:ascii="Calibri" w:cs="Calibri" w:eastAsia="Calibri" w:hAnsi="Calibri"/>
+                <w:b w:val="false"/>
+                <w:bCs w:val="false"/>
+                <w:color w:val="000000"/>
+                <w:sz w:val="17"/>
+                <w:szCs w:val="17"/>
+              </w:rPr>
+              <w:t>Laundry Fresh - 2.5 gal (dispensador de pared) — ambientador</w:t>
             </w:r>
           </w:p>
         </w:tc>
@@ -5742,65 +5742,65 @@
                 <w:sz w:val="17"/>
                 <w:szCs w:val="17"/>
               </w:rPr>
-              <w:t>161069</w:t>
-            </w:r>
-          </w:p>
-        </w:tc>
-        <w:tc>
-          <w:tcPr>
-            <w:tcW w:type="dxa" w:w="3800"/>
-            <w:shd w:fill="F5F7FA" w:color="auto" w:val="clear"/>
-            <w:tcMar>
-              <w:top w:type="dxa" w:w="60"/>
-              <w:left w:type="dxa" w:w="90"/>
-              <w:bottom w:type="dxa" w:w="60"/>
-              <w:right w:type="dxa" w:w="90"/>
-            </w:tcMar>
-          </w:tcPr>
-          <w:p>
-            <w:pPr>
-              <w:keepNext/>
-              <w:jc w:val="left"/>
-            </w:pPr>
-            <w:r>
-              <w:rPr>
-                <w:rFonts w:ascii="Calibri" w:cs="Calibri" w:eastAsia="Calibri" w:hAnsi="Calibri"/>
-                <w:b w:val="false"/>
-                <w:bCs w:val="false"/>
-                <w:color w:val="000000"/>
-                <w:sz w:val="17"/>
-                <w:szCs w:val="17"/>
-              </w:rPr>
-              <w:t>Laundry Fresh Room Air Refresher - 2.5 Gal  (wall dispenser)</w:t>
-            </w:r>
-          </w:p>
-        </w:tc>
-        <w:tc>
-          <w:tcPr>
-            <w:tcW w:type="dxa" w:w="3800"/>
-            <w:shd w:fill="F5F7FA" w:color="auto" w:val="clear"/>
-            <w:tcMar>
-              <w:top w:type="dxa" w:w="60"/>
-              <w:left w:type="dxa" w:w="90"/>
-              <w:bottom w:type="dxa" w:w="60"/>
-              <w:right w:type="dxa" w:w="90"/>
-            </w:tcMar>
-          </w:tcPr>
-          <w:p>
-            <w:pPr>
-              <w:keepNext/>
-              <w:jc w:val="left"/>
-            </w:pPr>
-            <w:r>
-              <w:rPr>
-                <w:rFonts w:ascii="Calibri" w:cs="Calibri" w:eastAsia="Calibri" w:hAnsi="Calibri"/>
-                <w:b w:val="false"/>
-                <w:bCs w:val="false"/>
-                <w:color w:val="000000"/>
-                <w:sz w:val="17"/>
-                <w:szCs w:val="17"/>
-              </w:rPr>
-              <w:t>Laundry Fresh - 2.5 gal (dispensador de pared) — ambientador</w:t>
+              <w:t>772224</w:t>
+            </w:r>
+          </w:p>
+        </w:tc>
+        <w:tc>
+          <w:tcPr>
+            <w:tcW w:type="dxa" w:w="3800"/>
+            <w:shd w:fill="F5F7FA" w:color="auto" w:val="clear"/>
+            <w:tcMar>
+              <w:top w:type="dxa" w:w="60"/>
+              <w:left w:type="dxa" w:w="90"/>
+              <w:bottom w:type="dxa" w:w="60"/>
+              <w:right w:type="dxa" w:w="90"/>
+            </w:tcMar>
+          </w:tcPr>
+          <w:p>
+            <w:pPr>
+              <w:keepNext/>
+              <w:jc w:val="left"/>
+            </w:pPr>
+            <w:r>
+              <w:rPr>
+                <w:rFonts w:ascii="Calibri" w:cs="Calibri" w:eastAsia="Calibri" w:hAnsi="Calibri"/>
+                <w:b w:val="false"/>
+                <w:bCs w:val="false"/>
+                <w:color w:val="000000"/>
+                <w:sz w:val="17"/>
+                <w:szCs w:val="17"/>
+              </w:rPr>
+              <w:t>Laundry Bag 14 X 20, Case Of 1000</w:t>
+            </w:r>
+          </w:p>
+        </w:tc>
+        <w:tc>
+          <w:tcPr>
+            <w:tcW w:type="dxa" w:w="3800"/>
+            <w:shd w:fill="F5F7FA" w:color="auto" w:val="clear"/>
+            <w:tcMar>
+              <w:top w:type="dxa" w:w="60"/>
+              <w:left w:type="dxa" w:w="90"/>
+              <w:bottom w:type="dxa" w:w="60"/>
+              <w:right w:type="dxa" w:w="90"/>
+            </w:tcMar>
+          </w:tcPr>
+          <w:p>
+            <w:pPr>
+              <w:keepNext/>
+              <w:jc w:val="left"/>
+            </w:pPr>
+            <w:r>
+              <w:rPr>
+                <w:rFonts w:ascii="Calibri" w:cs="Calibri" w:eastAsia="Calibri" w:hAnsi="Calibri"/>
+                <w:b w:val="false"/>
+                <w:bCs w:val="false"/>
+                <w:color w:val="000000"/>
+                <w:sz w:val="17"/>
+                <w:szCs w:val="17"/>
+              </w:rPr>
+              <w:t>Bolsa de plástico para la ropa sucia del huésped, 14 x 20, caja de 1000</w:t>
             </w:r>
           </w:p>
         </w:tc>

--- a/Elm_Housekeeping_Inventory_Ramada.docx
+++ b/Elm_Housekeeping_Inventory_Ramada.docx
@@ -3609,7 +3609,6 @@
           </w:tcPr>
           <w:p>
             <w:pPr>
-              <w:keepNext/>
               <w:jc w:val="left"/>
             </w:pPr>
             <w:r>
@@ -3638,7 +3637,6 @@
           </w:tcPr>
           <w:p>
             <w:pPr>
-              <w:keepNext/>
               <w:jc w:val="left"/>
             </w:pPr>
             <w:r>
@@ -3667,7 +3665,6 @@
           </w:tcPr>
           <w:p>
             <w:pPr>
-              <w:keepNext/>
               <w:jc w:val="left"/>
             </w:pPr>
             <w:r>
@@ -3680,151 +3677,6 @@
                 <w:szCs w:val="17"/>
               </w:rPr>
               <w:t>Bolsas para la aspiradora Oreck XL</w:t>
-            </w:r>
-          </w:p>
-        </w:tc>
-        <w:tc>
-          <w:tcPr>
-            <w:tcW w:type="dxa" w:w="800"/>
-            <w:shd w:fill="F5F7FA" w:color="auto" w:val="clear"/>
-            <w:tcMar>
-              <w:top w:type="dxa" w:w="60"/>
-              <w:left w:type="dxa" w:w="90"/>
-              <w:bottom w:type="dxa" w:w="60"/>
-              <w:right w:type="dxa" w:w="90"/>
-            </w:tcMar>
-          </w:tcPr>
-          <w:p>
-            <w:pPr>
-              <w:keepNext/>
-              <w:jc w:val="left"/>
-            </w:pPr>
-            <w:r>
-              <w:rPr>
-                <w:rFonts w:ascii="Calibri" w:cs="Calibri" w:eastAsia="Calibri" w:hAnsi="Calibri"/>
-                <w:b w:val="false"/>
-                <w:bCs w:val="false"/>
-                <w:color w:val="000000"/>
-                <w:sz w:val="18"/>
-                <w:szCs w:val="18"/>
-              </w:rPr>
-            </w:r>
-          </w:p>
-        </w:tc>
-        <w:tc>
-          <w:tcPr>
-            <w:tcW w:type="dxa" w:w="800"/>
-            <w:shd w:fill="F5F7FA" w:color="auto" w:val="clear"/>
-            <w:tcMar>
-              <w:top w:type="dxa" w:w="60"/>
-              <w:left w:type="dxa" w:w="90"/>
-              <w:bottom w:type="dxa" w:w="60"/>
-              <w:right w:type="dxa" w:w="90"/>
-            </w:tcMar>
-          </w:tcPr>
-          <w:p>
-            <w:pPr>
-              <w:keepNext/>
-              <w:jc w:val="left"/>
-            </w:pPr>
-            <w:r>
-              <w:rPr>
-                <w:rFonts w:ascii="Calibri" w:cs="Calibri" w:eastAsia="Calibri" w:hAnsi="Calibri"/>
-                <w:b w:val="false"/>
-                <w:bCs w:val="false"/>
-                <w:color w:val="000000"/>
-                <w:sz w:val="18"/>
-                <w:szCs w:val="18"/>
-              </w:rPr>
-            </w:r>
-          </w:p>
-        </w:tc>
-      </w:tr>
-      <w:tr>
-        <w:trPr>
-          <w:cantSplit/>
-        </w:trPr>
-        <w:tc>
-          <w:tcPr>
-            <w:tcW w:type="dxa" w:w="1200"/>
-            <w:shd w:fill="F5F7FA" w:color="auto" w:val="clear"/>
-            <w:tcMar>
-              <w:top w:type="dxa" w:w="60"/>
-              <w:left w:type="dxa" w:w="90"/>
-              <w:bottom w:type="dxa" w:w="60"/>
-              <w:right w:type="dxa" w:w="90"/>
-            </w:tcMar>
-          </w:tcPr>
-          <w:p>
-            <w:pPr>
-              <w:jc w:val="left"/>
-            </w:pPr>
-            <w:r>
-              <w:rPr>
-                <w:rFonts w:ascii="Calibri" w:cs="Calibri" w:eastAsia="Calibri" w:hAnsi="Calibri"/>
-                <w:b w:val="false"/>
-                <w:bCs w:val="false"/>
-                <w:color w:val="000000"/>
-                <w:sz w:val="17"/>
-                <w:szCs w:val="17"/>
-              </w:rPr>
-              <w:t>700174</w:t>
-            </w:r>
-          </w:p>
-        </w:tc>
-        <w:tc>
-          <w:tcPr>
-            <w:tcW w:type="dxa" w:w="3800"/>
-            <w:shd w:fill="F5F7FA" w:color="auto" w:val="clear"/>
-            <w:tcMar>
-              <w:top w:type="dxa" w:w="60"/>
-              <w:left w:type="dxa" w:w="90"/>
-              <w:bottom w:type="dxa" w:w="60"/>
-              <w:right w:type="dxa" w:w="90"/>
-            </w:tcMar>
-          </w:tcPr>
-          <w:p>
-            <w:pPr>
-              <w:jc w:val="left"/>
-            </w:pPr>
-            <w:r>
-              <w:rPr>
-                <w:rFonts w:ascii="Calibri" w:cs="Calibri" w:eastAsia="Calibri" w:hAnsi="Calibri"/>
-                <w:b w:val="false"/>
-                <w:bCs w:val="false"/>
-                <w:color w:val="000000"/>
-                <w:sz w:val="17"/>
-                <w:szCs w:val="17"/>
-              </w:rPr>
-              <w:t>Shower Curtains</w:t>
-            </w:r>
-          </w:p>
-        </w:tc>
-        <w:tc>
-          <w:tcPr>
-            <w:tcW w:type="dxa" w:w="3800"/>
-            <w:shd w:fill="F5F7FA" w:color="auto" w:val="clear"/>
-            <w:tcMar>
-              <w:top w:type="dxa" w:w="60"/>
-              <w:left w:type="dxa" w:w="90"/>
-              <w:bottom w:type="dxa" w:w="60"/>
-              <w:right w:type="dxa" w:w="90"/>
-            </w:tcMar>
-          </w:tcPr>
-          <w:p>
-            <w:pPr>
-              <w:jc w:val="left"/>
-            </w:pPr>
-            <w:r>
-              <w:rPr>
-                <w:rFonts w:ascii="Calibri" w:cs="Calibri" w:eastAsia="Calibri" w:hAnsi="Calibri"/>
-                <w:b w:val="false"/>
-                <w:bCs w:val="false"/>
-                <w:color w:val="000000"/>
-                <w:sz w:val="17"/>
-                <w:szCs w:val="17"/>
-              </w:rPr>
-              <w:t>Cortinas de baño</w:t>
             </w:r>
           </w:p>
         </w:tc>
@@ -13608,6 +13460,7 @@
           </w:tcPr>
           <w:p>
             <w:pPr>
+              <w:keepNext/>
               <w:jc w:val="left"/>
             </w:pPr>
             <w:r>
@@ -13636,6 +13489,7 @@
           </w:tcPr>
           <w:p>
             <w:pPr>
+              <w:keepNext/>
               <w:jc w:val="left"/>
             </w:pPr>
             <w:r>
@@ -13664,6 +13518,7 @@
           </w:tcPr>
           <w:p>
             <w:pPr>
+              <w:keepNext/>
               <w:jc w:val="left"/>
             </w:pPr>
             <w:r>
@@ -13676,6 +13531,151 @@
                 <w:szCs w:val="17"/>
               </w:rPr>
               <w:t>Soportes de pared para los dispensadores de la ducha, caja de 48 (HD Supply dice 48, no 43 — confirmar al pedir)</w:t>
+            </w:r>
+          </w:p>
+        </w:tc>
+        <w:tc>
+          <w:tcPr>
+            <w:tcW w:type="dxa" w:w="800"/>
+            <w:shd w:fill="F5F7FA" w:color="auto" w:val="clear"/>
+            <w:tcMar>
+              <w:top w:type="dxa" w:w="60"/>
+              <w:left w:type="dxa" w:w="90"/>
+              <w:bottom w:type="dxa" w:w="60"/>
+              <w:right w:type="dxa" w:w="90"/>
+            </w:tcMar>
+          </w:tcPr>
+          <w:p>
+            <w:pPr>
+              <w:keepNext/>
+              <w:jc w:val="left"/>
+            </w:pPr>
+            <w:r>
+              <w:rPr>
+                <w:rFonts w:ascii="Calibri" w:cs="Calibri" w:eastAsia="Calibri" w:hAnsi="Calibri"/>
+                <w:b w:val="false"/>
+                <w:bCs w:val="false"/>
+                <w:color w:val="000000"/>
+                <w:sz w:val="18"/>
+                <w:szCs w:val="18"/>
+              </w:rPr>
+            </w:r>
+          </w:p>
+        </w:tc>
+        <w:tc>
+          <w:tcPr>
+            <w:tcW w:type="dxa" w:w="800"/>
+            <w:shd w:fill="F5F7FA" w:color="auto" w:val="clear"/>
+            <w:tcMar>
+              <w:top w:type="dxa" w:w="60"/>
+              <w:left w:type="dxa" w:w="90"/>
+              <w:bottom w:type="dxa" w:w="60"/>
+              <w:right w:type="dxa" w:w="90"/>
+            </w:tcMar>
+          </w:tcPr>
+          <w:p>
+            <w:pPr>
+              <w:keepNext/>
+              <w:jc w:val="left"/>
+            </w:pPr>
+            <w:r>
+              <w:rPr>
+                <w:rFonts w:ascii="Calibri" w:cs="Calibri" w:eastAsia="Calibri" w:hAnsi="Calibri"/>
+                <w:b w:val="false"/>
+                <w:bCs w:val="false"/>
+                <w:color w:val="000000"/>
+                <w:sz w:val="18"/>
+                <w:szCs w:val="18"/>
+              </w:rPr>
+            </w:r>
+          </w:p>
+        </w:tc>
+      </w:tr>
+      <w:tr>
+        <w:trPr>
+          <w:cantSplit/>
+        </w:trPr>
+        <w:tc>
+          <w:tcPr>
+            <w:tcW w:type="dxa" w:w="1200"/>
+            <w:shd w:fill="F5F7FA" w:color="auto" w:val="clear"/>
+            <w:tcMar>
+              <w:top w:type="dxa" w:w="60"/>
+              <w:left w:type="dxa" w:w="90"/>
+              <w:bottom w:type="dxa" w:w="60"/>
+              <w:right w:type="dxa" w:w="90"/>
+            </w:tcMar>
+          </w:tcPr>
+          <w:p>
+            <w:pPr>
+              <w:jc w:val="left"/>
+            </w:pPr>
+            <w:r>
+              <w:rPr>
+                <w:rFonts w:ascii="Calibri" w:cs="Calibri" w:eastAsia="Calibri" w:hAnsi="Calibri"/>
+                <w:b w:val="false"/>
+                <w:bCs w:val="false"/>
+                <w:color w:val="000000"/>
+                <w:sz w:val="17"/>
+                <w:szCs w:val="17"/>
+              </w:rPr>
+              <w:t>700174</w:t>
+            </w:r>
+          </w:p>
+        </w:tc>
+        <w:tc>
+          <w:tcPr>
+            <w:tcW w:type="dxa" w:w="3800"/>
+            <w:shd w:fill="F5F7FA" w:color="auto" w:val="clear"/>
+            <w:tcMar>
+              <w:top w:type="dxa" w:w="60"/>
+              <w:left w:type="dxa" w:w="90"/>
+              <w:bottom w:type="dxa" w:w="60"/>
+              <w:right w:type="dxa" w:w="90"/>
+            </w:tcMar>
+          </w:tcPr>
+          <w:p>
+            <w:pPr>
+              <w:jc w:val="left"/>
+            </w:pPr>
+            <w:r>
+              <w:rPr>
+                <w:rFonts w:ascii="Calibri" w:cs="Calibri" w:eastAsia="Calibri" w:hAnsi="Calibri"/>
+                <w:b w:val="false"/>
+                <w:bCs w:val="false"/>
+                <w:color w:val="000000"/>
+                <w:sz w:val="17"/>
+                <w:szCs w:val="17"/>
+              </w:rPr>
+              <w:t>Shower Curtains</w:t>
+            </w:r>
+          </w:p>
+        </w:tc>
+        <w:tc>
+          <w:tcPr>
+            <w:tcW w:type="dxa" w:w="3800"/>
+            <w:shd w:fill="F5F7FA" w:color="auto" w:val="clear"/>
+            <w:tcMar>
+              <w:top w:type="dxa" w:w="60"/>
+              <w:left w:type="dxa" w:w="90"/>
+              <w:bottom w:type="dxa" w:w="60"/>
+              <w:right w:type="dxa" w:w="90"/>
+            </w:tcMar>
+          </w:tcPr>
+          <w:p>
+            <w:pPr>
+              <w:jc w:val="left"/>
+            </w:pPr>
+            <w:r>
+              <w:rPr>
+                <w:rFonts w:ascii="Calibri" w:cs="Calibri" w:eastAsia="Calibri" w:hAnsi="Calibri"/>
+                <w:b w:val="false"/>
+                <w:bCs w:val="false"/>
+                <w:color w:val="000000"/>
+                <w:sz w:val="17"/>
+                <w:szCs w:val="17"/>
+              </w:rPr>
+              <w:t>Cortinas de baño</w:t>
             </w:r>
           </w:p>
         </w:tc>

--- a/Elm_Housekeeping_Inventory_Ramada.docx
+++ b/Elm_Housekeeping_Inventory_Ramada.docx
@@ -8704,65 +8704,65 @@
                 <w:sz w:val="17"/>
                 <w:szCs w:val="17"/>
               </w:rPr>
-              <w:t>355292</w:t>
-            </w:r>
-          </w:p>
-        </w:tc>
-        <w:tc>
-          <w:tcPr>
-            <w:tcW w:type="dxa" w:w="3800"/>
-            <w:shd w:fill="F5F7FA" w:color="auto" w:val="clear"/>
-            <w:tcMar>
-              <w:top w:type="dxa" w:w="60"/>
-              <w:left w:type="dxa" w:w="90"/>
-              <w:bottom w:type="dxa" w:w="60"/>
-              <w:right w:type="dxa" w:w="90"/>
-            </w:tcMar>
-          </w:tcPr>
-          <w:p>
-            <w:pPr>
-              <w:keepNext/>
-              <w:jc w:val="left"/>
-            </w:pPr>
-            <w:r>
-              <w:rPr>
-                <w:rFonts w:ascii="Calibri" w:cs="Calibri" w:eastAsia="Calibri" w:hAnsi="Calibri"/>
-                <w:b w:val="false"/>
-                <w:bCs w:val="false"/>
-                <w:color w:val="000000"/>
-                <w:sz w:val="17"/>
-                <w:szCs w:val="17"/>
-              </w:rPr>
-              <w:t>Medium Breakfast Coffee Pack 2.5oz, Case Of 100</w:t>
-            </w:r>
-          </w:p>
-        </w:tc>
-        <w:tc>
-          <w:tcPr>
-            <w:tcW w:type="dxa" w:w="3800"/>
-            <w:shd w:fill="F5F7FA" w:color="auto" w:val="clear"/>
-            <w:tcMar>
-              <w:top w:type="dxa" w:w="60"/>
-              <w:left w:type="dxa" w:w="90"/>
-              <w:bottom w:type="dxa" w:w="60"/>
-              <w:right w:type="dxa" w:w="90"/>
-            </w:tcMar>
-          </w:tcPr>
-          <w:p>
-            <w:pPr>
-              <w:keepNext/>
-              <w:jc w:val="left"/>
-            </w:pPr>
-            <w:r>
-              <w:rPr>
-                <w:rFonts w:ascii="Calibri" w:cs="Calibri" w:eastAsia="Calibri" w:hAnsi="Calibri"/>
-                <w:b w:val="false"/>
-                <w:bCs w:val="false"/>
-                <w:color w:val="000000"/>
-                <w:sz w:val="17"/>
-                <w:szCs w:val="17"/>
-              </w:rPr>
-              <w:t>Paquete de café tostado medio, 2.5 oz, caja de 100</w:t>
+              <w:t>757774</w:t>
+            </w:r>
+          </w:p>
+        </w:tc>
+        <w:tc>
+          <w:tcPr>
+            <w:tcW w:type="dxa" w:w="3800"/>
+            <w:shd w:fill="F5F7FA" w:color="auto" w:val="clear"/>
+            <w:tcMar>
+              <w:top w:type="dxa" w:w="60"/>
+              <w:left w:type="dxa" w:w="90"/>
+              <w:bottom w:type="dxa" w:w="60"/>
+              <w:right w:type="dxa" w:w="90"/>
+            </w:tcMar>
+          </w:tcPr>
+          <w:p>
+            <w:pPr>
+              <w:keepNext/>
+              <w:jc w:val="left"/>
+            </w:pPr>
+            <w:r>
+              <w:rPr>
+                <w:rFonts w:ascii="Calibri" w:cs="Calibri" w:eastAsia="Calibri" w:hAnsi="Calibri"/>
+                <w:b w:val="false"/>
+                <w:bCs w:val="false"/>
+                <w:color w:val="000000"/>
+                <w:sz w:val="17"/>
+                <w:szCs w:val="17"/>
+              </w:rPr>
+              <w:t>Key Folders, Case Of 500</w:t>
+            </w:r>
+          </w:p>
+        </w:tc>
+        <w:tc>
+          <w:tcPr>
+            <w:tcW w:type="dxa" w:w="3800"/>
+            <w:shd w:fill="F5F7FA" w:color="auto" w:val="clear"/>
+            <w:tcMar>
+              <w:top w:type="dxa" w:w="60"/>
+              <w:left w:type="dxa" w:w="90"/>
+              <w:bottom w:type="dxa" w:w="60"/>
+              <w:right w:type="dxa" w:w="90"/>
+            </w:tcMar>
+          </w:tcPr>
+          <w:p>
+            <w:pPr>
+              <w:keepNext/>
+              <w:jc w:val="left"/>
+            </w:pPr>
+            <w:r>
+              <w:rPr>
+                <w:rFonts w:ascii="Calibri" w:cs="Calibri" w:eastAsia="Calibri" w:hAnsi="Calibri"/>
+                <w:b w:val="false"/>
+                <w:bCs w:val="false"/>
+                <w:color w:val="000000"/>
+                <w:sz w:val="17"/>
+                <w:szCs w:val="17"/>
+              </w:rPr>
+              <w:t>Sobres porta-llaves, caja de 500</w:t>
             </w:r>
           </w:p>
         </w:tc>
@@ -8852,65 +8852,65 @@
                 <w:sz w:val="17"/>
                 <w:szCs w:val="17"/>
               </w:rPr>
-              <w:t>497380</w:t>
-            </w:r>
-          </w:p>
-        </w:tc>
-        <w:tc>
-          <w:tcPr>
-            <w:tcW w:type="dxa" w:w="3800"/>
-            <w:shd w:fill="F5F7FA" w:color="auto" w:val="clear"/>
-            <w:tcMar>
-              <w:top w:type="dxa" w:w="60"/>
-              <w:left w:type="dxa" w:w="90"/>
-              <w:bottom w:type="dxa" w:w="60"/>
-              <w:right w:type="dxa" w:w="90"/>
-            </w:tcMar>
-          </w:tcPr>
-          <w:p>
-            <w:pPr>
-              <w:keepNext/>
-              <w:jc w:val="left"/>
-            </w:pPr>
-            <w:r>
-              <w:rPr>
-                <w:rFonts w:ascii="Calibri" w:cs="Calibri" w:eastAsia="Calibri" w:hAnsi="Calibri"/>
-                <w:b w:val="false"/>
-                <w:bCs w:val="false"/>
-                <w:color w:val="000000"/>
-                <w:sz w:val="17"/>
-                <w:szCs w:val="17"/>
-              </w:rPr>
-              <w:t>Coffee-Mate Original Mini Cup Liquid Coffee Creamer, 360-Pack</w:t>
-            </w:r>
-          </w:p>
-        </w:tc>
-        <w:tc>
-          <w:tcPr>
-            <w:tcW w:type="dxa" w:w="3800"/>
-            <w:shd w:fill="F5F7FA" w:color="auto" w:val="clear"/>
-            <w:tcMar>
-              <w:top w:type="dxa" w:w="60"/>
-              <w:left w:type="dxa" w:w="90"/>
-              <w:bottom w:type="dxa" w:w="60"/>
-              <w:right w:type="dxa" w:w="90"/>
-            </w:tcMar>
-          </w:tcPr>
-          <w:p>
-            <w:pPr>
-              <w:keepNext/>
-              <w:jc w:val="left"/>
-            </w:pPr>
-            <w:r>
-              <w:rPr>
-                <w:rFonts w:ascii="Calibri" w:cs="Calibri" w:eastAsia="Calibri" w:hAnsi="Calibri"/>
-                <w:b w:val="false"/>
-                <w:bCs w:val="false"/>
-                <w:color w:val="000000"/>
-                <w:sz w:val="17"/>
-                <w:szCs w:val="17"/>
-              </w:rPr>
-              <w:t>Crema líquida Coffee-Mate original, vasitos, paquete de 360</w:t>
+              <w:t>355292</w:t>
+            </w:r>
+          </w:p>
+        </w:tc>
+        <w:tc>
+          <w:tcPr>
+            <w:tcW w:type="dxa" w:w="3800"/>
+            <w:shd w:fill="F5F7FA" w:color="auto" w:val="clear"/>
+            <w:tcMar>
+              <w:top w:type="dxa" w:w="60"/>
+              <w:left w:type="dxa" w:w="90"/>
+              <w:bottom w:type="dxa" w:w="60"/>
+              <w:right w:type="dxa" w:w="90"/>
+            </w:tcMar>
+          </w:tcPr>
+          <w:p>
+            <w:pPr>
+              <w:keepNext/>
+              <w:jc w:val="left"/>
+            </w:pPr>
+            <w:r>
+              <w:rPr>
+                <w:rFonts w:ascii="Calibri" w:cs="Calibri" w:eastAsia="Calibri" w:hAnsi="Calibri"/>
+                <w:b w:val="false"/>
+                <w:bCs w:val="false"/>
+                <w:color w:val="000000"/>
+                <w:sz w:val="17"/>
+                <w:szCs w:val="17"/>
+              </w:rPr>
+              <w:t>Medium Breakfast Coffee Pack 2.5oz, Case Of 100</w:t>
+            </w:r>
+          </w:p>
+        </w:tc>
+        <w:tc>
+          <w:tcPr>
+            <w:tcW w:type="dxa" w:w="3800"/>
+            <w:shd w:fill="F5F7FA" w:color="auto" w:val="clear"/>
+            <w:tcMar>
+              <w:top w:type="dxa" w:w="60"/>
+              <w:left w:type="dxa" w:w="90"/>
+              <w:bottom w:type="dxa" w:w="60"/>
+              <w:right w:type="dxa" w:w="90"/>
+            </w:tcMar>
+          </w:tcPr>
+          <w:p>
+            <w:pPr>
+              <w:keepNext/>
+              <w:jc w:val="left"/>
+            </w:pPr>
+            <w:r>
+              <w:rPr>
+                <w:rFonts w:ascii="Calibri" w:cs="Calibri" w:eastAsia="Calibri" w:hAnsi="Calibri"/>
+                <w:b w:val="false"/>
+                <w:bCs w:val="false"/>
+                <w:color w:val="000000"/>
+                <w:sz w:val="17"/>
+                <w:szCs w:val="17"/>
+              </w:rPr>
+              <w:t>Paquete de café tostado medio, 2.5 oz, caja de 100</w:t>
             </w:r>
           </w:p>
         </w:tc>
@@ -9000,65 +9000,65 @@
                 <w:sz w:val="17"/>
                 <w:szCs w:val="17"/>
               </w:rPr>
-              <w:t>759558</w:t>
-            </w:r>
-          </w:p>
-        </w:tc>
-        <w:tc>
-          <w:tcPr>
-            <w:tcW w:type="dxa" w:w="3800"/>
-            <w:shd w:fill="F5F7FA" w:color="auto" w:val="clear"/>
-            <w:tcMar>
-              <w:top w:type="dxa" w:w="60"/>
-              <w:left w:type="dxa" w:w="90"/>
-              <w:bottom w:type="dxa" w:w="60"/>
-              <w:right w:type="dxa" w:w="90"/>
-            </w:tcMar>
-          </w:tcPr>
-          <w:p>
-            <w:pPr>
-              <w:keepNext/>
-              <w:jc w:val="left"/>
-            </w:pPr>
-            <w:r>
-              <w:rPr>
-                <w:rFonts w:ascii="Calibri" w:cs="Calibri" w:eastAsia="Calibri" w:hAnsi="Calibri"/>
-                <w:b w:val="false"/>
-                <w:bCs w:val="false"/>
-                <w:color w:val="000000"/>
-                <w:sz w:val="17"/>
-                <w:szCs w:val="17"/>
-              </w:rPr>
-              <w:t>Coffee-Mate French Vanilla Mini Cup Liquid Creamer, Case Of 180</w:t>
-            </w:r>
-          </w:p>
-        </w:tc>
-        <w:tc>
-          <w:tcPr>
-            <w:tcW w:type="dxa" w:w="3800"/>
-            <w:shd w:fill="F5F7FA" w:color="auto" w:val="clear"/>
-            <w:tcMar>
-              <w:top w:type="dxa" w:w="60"/>
-              <w:left w:type="dxa" w:w="90"/>
-              <w:bottom w:type="dxa" w:w="60"/>
-              <w:right w:type="dxa" w:w="90"/>
-            </w:tcMar>
-          </w:tcPr>
-          <w:p>
-            <w:pPr>
-              <w:keepNext/>
-              <w:jc w:val="left"/>
-            </w:pPr>
-            <w:r>
-              <w:rPr>
-                <w:rFonts w:ascii="Calibri" w:cs="Calibri" w:eastAsia="Calibri" w:hAnsi="Calibri"/>
-                <w:b w:val="false"/>
-                <w:bCs w:val="false"/>
-                <w:color w:val="000000"/>
-                <w:sz w:val="17"/>
-                <w:szCs w:val="17"/>
-              </w:rPr>
-              <w:t>Crema líquida Coffee-Mate de vainilla francesa, vasitos, caja de 180</w:t>
+              <w:t>497380</w:t>
+            </w:r>
+          </w:p>
+        </w:tc>
+        <w:tc>
+          <w:tcPr>
+            <w:tcW w:type="dxa" w:w="3800"/>
+            <w:shd w:fill="F5F7FA" w:color="auto" w:val="clear"/>
+            <w:tcMar>
+              <w:top w:type="dxa" w:w="60"/>
+              <w:left w:type="dxa" w:w="90"/>
+              <w:bottom w:type="dxa" w:w="60"/>
+              <w:right w:type="dxa" w:w="90"/>
+            </w:tcMar>
+          </w:tcPr>
+          <w:p>
+            <w:pPr>
+              <w:keepNext/>
+              <w:jc w:val="left"/>
+            </w:pPr>
+            <w:r>
+              <w:rPr>
+                <w:rFonts w:ascii="Calibri" w:cs="Calibri" w:eastAsia="Calibri" w:hAnsi="Calibri"/>
+                <w:b w:val="false"/>
+                <w:bCs w:val="false"/>
+                <w:color w:val="000000"/>
+                <w:sz w:val="17"/>
+                <w:szCs w:val="17"/>
+              </w:rPr>
+              <w:t>Coffee-Mate Original Mini Cup Liquid Coffee Creamer, 360-Pack</w:t>
+            </w:r>
+          </w:p>
+        </w:tc>
+        <w:tc>
+          <w:tcPr>
+            <w:tcW w:type="dxa" w:w="3800"/>
+            <w:shd w:fill="F5F7FA" w:color="auto" w:val="clear"/>
+            <w:tcMar>
+              <w:top w:type="dxa" w:w="60"/>
+              <w:left w:type="dxa" w:w="90"/>
+              <w:bottom w:type="dxa" w:w="60"/>
+              <w:right w:type="dxa" w:w="90"/>
+            </w:tcMar>
+          </w:tcPr>
+          <w:p>
+            <w:pPr>
+              <w:keepNext/>
+              <w:jc w:val="left"/>
+            </w:pPr>
+            <w:r>
+              <w:rPr>
+                <w:rFonts w:ascii="Calibri" w:cs="Calibri" w:eastAsia="Calibri" w:hAnsi="Calibri"/>
+                <w:b w:val="false"/>
+                <w:bCs w:val="false"/>
+                <w:color w:val="000000"/>
+                <w:sz w:val="17"/>
+                <w:szCs w:val="17"/>
+              </w:rPr>
+              <w:t>Crema líquida Coffee-Mate original, vasitos, paquete de 360</w:t>
             </w:r>
           </w:p>
         </w:tc>
@@ -9148,65 +9148,65 @@
                 <w:sz w:val="17"/>
                 <w:szCs w:val="17"/>
               </w:rPr>
-              <w:t>208267</w:t>
-            </w:r>
-          </w:p>
-        </w:tc>
-        <w:tc>
-          <w:tcPr>
-            <w:tcW w:type="dxa" w:w="3800"/>
-            <w:shd w:fill="F5F7FA" w:color="auto" w:val="clear"/>
-            <w:tcMar>
-              <w:top w:type="dxa" w:w="60"/>
-              <w:left w:type="dxa" w:w="90"/>
-              <w:bottom w:type="dxa" w:w="60"/>
-              <w:right w:type="dxa" w:w="90"/>
-            </w:tcMar>
-          </w:tcPr>
-          <w:p>
-            <w:pPr>
-              <w:keepNext/>
-              <w:jc w:val="left"/>
-            </w:pPr>
-            <w:r>
-              <w:rPr>
-                <w:rFonts w:ascii="Calibri" w:cs="Calibri" w:eastAsia="Calibri" w:hAnsi="Calibri"/>
-                <w:b w:val="false"/>
-                <w:bCs w:val="false"/>
-                <w:color w:val="000000"/>
-                <w:sz w:val="17"/>
-                <w:szCs w:val="17"/>
-              </w:rPr>
-              <w:t>Unwrapped 9 Oz Plastic Cup, Case Of 2500</w:t>
-            </w:r>
-          </w:p>
-        </w:tc>
-        <w:tc>
-          <w:tcPr>
-            <w:tcW w:type="dxa" w:w="3800"/>
-            <w:shd w:fill="F5F7FA" w:color="auto" w:val="clear"/>
-            <w:tcMar>
-              <w:top w:type="dxa" w:w="60"/>
-              <w:left w:type="dxa" w:w="90"/>
-              <w:bottom w:type="dxa" w:w="60"/>
-              <w:right w:type="dxa" w:w="90"/>
-            </w:tcMar>
-          </w:tcPr>
-          <w:p>
-            <w:pPr>
-              <w:keepNext/>
-              <w:jc w:val="left"/>
-            </w:pPr>
-            <w:r>
-              <w:rPr>
-                <w:rFonts w:ascii="Calibri" w:cs="Calibri" w:eastAsia="Calibri" w:hAnsi="Calibri"/>
-                <w:b w:val="false"/>
-                <w:bCs w:val="false"/>
-                <w:color w:val="000000"/>
-                <w:sz w:val="17"/>
-                <w:szCs w:val="17"/>
-              </w:rPr>
-              <w:t>Vaso de plástico sin envoltura, 9 oz, caja de 2500</w:t>
+              <w:t>759558</w:t>
+            </w:r>
+          </w:p>
+        </w:tc>
+        <w:tc>
+          <w:tcPr>
+            <w:tcW w:type="dxa" w:w="3800"/>
+            <w:shd w:fill="F5F7FA" w:color="auto" w:val="clear"/>
+            <w:tcMar>
+              <w:top w:type="dxa" w:w="60"/>
+              <w:left w:type="dxa" w:w="90"/>
+              <w:bottom w:type="dxa" w:w="60"/>
+              <w:right w:type="dxa" w:w="90"/>
+            </w:tcMar>
+          </w:tcPr>
+          <w:p>
+            <w:pPr>
+              <w:keepNext/>
+              <w:jc w:val="left"/>
+            </w:pPr>
+            <w:r>
+              <w:rPr>
+                <w:rFonts w:ascii="Calibri" w:cs="Calibri" w:eastAsia="Calibri" w:hAnsi="Calibri"/>
+                <w:b w:val="false"/>
+                <w:bCs w:val="false"/>
+                <w:color w:val="000000"/>
+                <w:sz w:val="17"/>
+                <w:szCs w:val="17"/>
+              </w:rPr>
+              <w:t>Coffee-Mate French Vanilla Mini Cup Liquid Creamer, Case Of 180</w:t>
+            </w:r>
+          </w:p>
+        </w:tc>
+        <w:tc>
+          <w:tcPr>
+            <w:tcW w:type="dxa" w:w="3800"/>
+            <w:shd w:fill="F5F7FA" w:color="auto" w:val="clear"/>
+            <w:tcMar>
+              <w:top w:type="dxa" w:w="60"/>
+              <w:left w:type="dxa" w:w="90"/>
+              <w:bottom w:type="dxa" w:w="60"/>
+              <w:right w:type="dxa" w:w="90"/>
+            </w:tcMar>
+          </w:tcPr>
+          <w:p>
+            <w:pPr>
+              <w:keepNext/>
+              <w:jc w:val="left"/>
+            </w:pPr>
+            <w:r>
+              <w:rPr>
+                <w:rFonts w:ascii="Calibri" w:cs="Calibri" w:eastAsia="Calibri" w:hAnsi="Calibri"/>
+                <w:b w:val="false"/>
+                <w:bCs w:val="false"/>
+                <w:color w:val="000000"/>
+                <w:sz w:val="17"/>
+                <w:szCs w:val="17"/>
+              </w:rPr>
+              <w:t>Crema líquida Coffee-Mate de vainilla francesa, vasitos, caja de 180</w:t>
             </w:r>
           </w:p>
         </w:tc>
@@ -9296,65 +9296,65 @@
                 <w:sz w:val="17"/>
                 <w:szCs w:val="17"/>
               </w:rPr>
-              <w:t>757774</w:t>
-            </w:r>
-          </w:p>
-        </w:tc>
-        <w:tc>
-          <w:tcPr>
-            <w:tcW w:type="dxa" w:w="3800"/>
-            <w:shd w:fill="F5F7FA" w:color="auto" w:val="clear"/>
-            <w:tcMar>
-              <w:top w:type="dxa" w:w="60"/>
-              <w:left w:type="dxa" w:w="90"/>
-              <w:bottom w:type="dxa" w:w="60"/>
-              <w:right w:type="dxa" w:w="90"/>
-            </w:tcMar>
-          </w:tcPr>
-          <w:p>
-            <w:pPr>
-              <w:keepNext/>
-              <w:jc w:val="left"/>
-            </w:pPr>
-            <w:r>
-              <w:rPr>
-                <w:rFonts w:ascii="Calibri" w:cs="Calibri" w:eastAsia="Calibri" w:hAnsi="Calibri"/>
-                <w:b w:val="false"/>
-                <w:bCs w:val="false"/>
-                <w:color w:val="000000"/>
-                <w:sz w:val="17"/>
-                <w:szCs w:val="17"/>
-              </w:rPr>
-              <w:t>Key Folders, Case Of 500</w:t>
-            </w:r>
-          </w:p>
-        </w:tc>
-        <w:tc>
-          <w:tcPr>
-            <w:tcW w:type="dxa" w:w="3800"/>
-            <w:shd w:fill="F5F7FA" w:color="auto" w:val="clear"/>
-            <w:tcMar>
-              <w:top w:type="dxa" w:w="60"/>
-              <w:left w:type="dxa" w:w="90"/>
-              <w:bottom w:type="dxa" w:w="60"/>
-              <w:right w:type="dxa" w:w="90"/>
-            </w:tcMar>
-          </w:tcPr>
-          <w:p>
-            <w:pPr>
-              <w:keepNext/>
-              <w:jc w:val="left"/>
-            </w:pPr>
-            <w:r>
-              <w:rPr>
-                <w:rFonts w:ascii="Calibri" w:cs="Calibri" w:eastAsia="Calibri" w:hAnsi="Calibri"/>
-                <w:b w:val="false"/>
-                <w:bCs w:val="false"/>
-                <w:color w:val="000000"/>
-                <w:sz w:val="17"/>
-                <w:szCs w:val="17"/>
-              </w:rPr>
-              <w:t>Sobres porta-llaves, caja de 500</w:t>
+              <w:t>208267</w:t>
+            </w:r>
+          </w:p>
+        </w:tc>
+        <w:tc>
+          <w:tcPr>
+            <w:tcW w:type="dxa" w:w="3800"/>
+            <w:shd w:fill="F5F7FA" w:color="auto" w:val="clear"/>
+            <w:tcMar>
+              <w:top w:type="dxa" w:w="60"/>
+              <w:left w:type="dxa" w:w="90"/>
+              <w:bottom w:type="dxa" w:w="60"/>
+              <w:right w:type="dxa" w:w="90"/>
+            </w:tcMar>
+          </w:tcPr>
+          <w:p>
+            <w:pPr>
+              <w:keepNext/>
+              <w:jc w:val="left"/>
+            </w:pPr>
+            <w:r>
+              <w:rPr>
+                <w:rFonts w:ascii="Calibri" w:cs="Calibri" w:eastAsia="Calibri" w:hAnsi="Calibri"/>
+                <w:b w:val="false"/>
+                <w:bCs w:val="false"/>
+                <w:color w:val="000000"/>
+                <w:sz w:val="17"/>
+                <w:szCs w:val="17"/>
+              </w:rPr>
+              <w:t>Unwrapped 9 Oz Plastic Cup, Case Of 2500</w:t>
+            </w:r>
+          </w:p>
+        </w:tc>
+        <w:tc>
+          <w:tcPr>
+            <w:tcW w:type="dxa" w:w="3800"/>
+            <w:shd w:fill="F5F7FA" w:color="auto" w:val="clear"/>
+            <w:tcMar>
+              <w:top w:type="dxa" w:w="60"/>
+              <w:left w:type="dxa" w:w="90"/>
+              <w:bottom w:type="dxa" w:w="60"/>
+              <w:right w:type="dxa" w:w="90"/>
+            </w:tcMar>
+          </w:tcPr>
+          <w:p>
+            <w:pPr>
+              <w:keepNext/>
+              <w:jc w:val="left"/>
+            </w:pPr>
+            <w:r>
+              <w:rPr>
+                <w:rFonts w:ascii="Calibri" w:cs="Calibri" w:eastAsia="Calibri" w:hAnsi="Calibri"/>
+                <w:b w:val="false"/>
+                <w:bCs w:val="false"/>
+                <w:color w:val="000000"/>
+                <w:sz w:val="17"/>
+                <w:szCs w:val="17"/>
+              </w:rPr>
+              <w:t>Vaso de plástico sin envoltura, 9 oz, caja de 2500</w:t>
             </w:r>
           </w:p>
         </w:tc>
